--- a/Formlar/Kullanilan_Kaliplar-tema-3.docx
+++ b/Formlar/Kullanilan_Kaliplar-tema-3.docx
@@ -816,7 +816,7 @@
                 <w:rFonts w:ascii="Times New Roman" w:hAnsi="Times New Roman" w:cs="Times New Roman"/>
                 <w:lang w:val="tr-TR"/>
               </w:rPr>
-              <w:t>Tartışma ve Paylaşım Atölyesi</w:t>
+              <w:t>Bilgi Köşesi</w:t>
             </w:r>
           </w:p>
         </w:tc>
@@ -838,7 +838,7 @@
                 <w:rFonts w:ascii="Times New Roman" w:hAnsi="Times New Roman" w:cs="Times New Roman"/>
                 <w:lang w:val="tr-TR"/>
               </w:rPr>
-              <w:t>3.1.</w:t>
+              <w:t>3.2.</w:t>
             </w:r>
           </w:p>
         </w:tc>
@@ -906,7 +906,7 @@
                 <w:rFonts w:ascii="Times New Roman" w:hAnsi="Times New Roman" w:cs="Times New Roman"/>
                 <w:lang w:val="tr-TR"/>
               </w:rPr>
-              <w:t>Bilgi Köşesi</w:t>
+              <w:t>Tartışma ve Paylaşım Atölyesi</w:t>
             </w:r>
           </w:p>
         </w:tc>
@@ -928,7 +928,7 @@
                 <w:rFonts w:ascii="Times New Roman" w:hAnsi="Times New Roman" w:cs="Times New Roman"/>
                 <w:lang w:val="tr-TR"/>
               </w:rPr>
-              <w:t>3.2.</w:t>
+              <w:t>3.1.</w:t>
             </w:r>
           </w:p>
         </w:tc>
@@ -996,7 +996,7 @@
                 <w:rFonts w:ascii="Times New Roman" w:hAnsi="Times New Roman" w:cs="Times New Roman"/>
                 <w:lang w:val="tr-TR"/>
               </w:rPr>
-              <w:t>Sıra Sizde</w:t>
+              <w:t>Bilgi Köşesi</w:t>
             </w:r>
           </w:p>
         </w:tc>
@@ -1018,7 +1018,7 @@
                 <w:rFonts w:ascii="Times New Roman" w:hAnsi="Times New Roman" w:cs="Times New Roman"/>
                 <w:lang w:val="tr-TR"/>
               </w:rPr>
-              <w:t>3.2.</w:t>
+              <w:t>3.3.</w:t>
             </w:r>
           </w:p>
         </w:tc>
@@ -1086,7 +1086,7 @@
                 <w:rFonts w:ascii="Times New Roman" w:hAnsi="Times New Roman" w:cs="Times New Roman"/>
                 <w:lang w:val="tr-TR"/>
               </w:rPr>
-              <w:t>Analiz ve Keşif Atölyesi</w:t>
+              <w:t>Sıra Sizde</w:t>
             </w:r>
           </w:p>
         </w:tc>
@@ -1108,7 +1108,7 @@
                 <w:rFonts w:ascii="Times New Roman" w:hAnsi="Times New Roman" w:cs="Times New Roman"/>
                 <w:lang w:val="tr-TR"/>
               </w:rPr>
-              <w:t>3.3.</w:t>
+              <w:t>3.2.</w:t>
             </w:r>
           </w:p>
         </w:tc>
@@ -1130,7 +1130,7 @@
                 <w:rFonts w:ascii="Times New Roman" w:hAnsi="Times New Roman" w:cs="Times New Roman"/>
                 <w:lang w:val="tr-TR"/>
               </w:rPr>
-              <w:t>Kim11.3.3 / 3.1.3. Mikroplastik ve Nanoplastiklerin Etkileri</w:t>
+              <w:t>Kim11.3.2 / 3.1.2. Nanoteknolojik Ürünlerin Potansiyel Faydaları ve Olası Zararları</w:t>
             </w:r>
           </w:p>
         </w:tc>
@@ -1176,6 +1176,96 @@
                 <w:rFonts w:ascii="Times New Roman" w:hAnsi="Times New Roman" w:cs="Times New Roman"/>
                 <w:lang w:val="tr-TR"/>
               </w:rPr>
+              <w:t>Analiz ve Keşif Atölyesi</w:t>
+            </w:r>
+          </w:p>
+        </w:tc>
+        <w:tc>
+          <w:tcPr>
+            <w:tcW w:w="1086" w:type="dxa"/>
+            <w:shd w:val="clear" w:color="auto" w:fill="D86DCB" w:themeFill="accent5" w:themeFillTint="99"/>
+          </w:tcPr>
+          <w:p>
+            <w:pPr>
+              <w:jc w:val="both"/>
+              <w:rPr>
+                <w:rFonts w:ascii="Times New Roman" w:hAnsi="Times New Roman" w:cs="Times New Roman"/>
+                <w:lang w:val="tr-TR"/>
+              </w:rPr>
+            </w:pPr>
+            <w:r>
+              <w:rPr>
+                <w:rFonts w:ascii="Times New Roman" w:hAnsi="Times New Roman" w:cs="Times New Roman"/>
+                <w:lang w:val="tr-TR"/>
+              </w:rPr>
+              <w:t>3.3.</w:t>
+            </w:r>
+          </w:p>
+        </w:tc>
+        <w:tc>
+          <w:tcPr>
+            <w:tcW w:w="5527" w:type="dxa"/>
+            <w:shd w:val="clear" w:color="auto" w:fill="D86DCB" w:themeFill="accent5" w:themeFillTint="99"/>
+          </w:tcPr>
+          <w:p>
+            <w:pPr>
+              <w:jc w:val="both"/>
+              <w:rPr>
+                <w:rFonts w:ascii="Times New Roman" w:hAnsi="Times New Roman" w:cs="Times New Roman"/>
+                <w:lang w:val="tr-TR"/>
+              </w:rPr>
+            </w:pPr>
+            <w:r>
+              <w:rPr>
+                <w:rFonts w:ascii="Times New Roman" w:hAnsi="Times New Roman" w:cs="Times New Roman"/>
+                <w:lang w:val="tr-TR"/>
+              </w:rPr>
+              <w:t>Kim11.3.3 / 3.1.3. Mikroplastik ve Nanoplastiklerin Etkileri</w:t>
+            </w:r>
+          </w:p>
+        </w:tc>
+      </w:tr>
+      <w:tr>
+        <w:tc>
+          <w:tcPr>
+            <w:tcW w:w="1081" w:type="dxa"/>
+            <w:shd w:val="clear" w:color="auto" w:fill="FFC000"/>
+          </w:tcPr>
+          <w:p>
+            <w:pPr>
+              <w:jc w:val="both"/>
+              <w:rPr>
+                <w:rFonts w:ascii="Times New Roman" w:hAnsi="Times New Roman" w:cs="Times New Roman"/>
+                <w:lang w:val="tr-TR"/>
+              </w:rPr>
+            </w:pPr>
+            <w:r>
+              <w:rPr>
+                <w:rFonts w:ascii="Times New Roman" w:hAnsi="Times New Roman" w:cs="Times New Roman"/>
+                <w:lang w:val="tr-TR"/>
+              </w:rPr>
+              <w:t>Tema-3</w:t>
+            </w:r>
+          </w:p>
+        </w:tc>
+        <w:tc>
+          <w:tcPr>
+            <w:tcW w:w="1656" w:type="dxa"/>
+            <w:shd w:val="clear" w:color="auto" w:fill="D86DCB" w:themeFill="accent5" w:themeFillTint="99"/>
+          </w:tcPr>
+          <w:p>
+            <w:pPr>
+              <w:jc w:val="both"/>
+              <w:rPr>
+                <w:rFonts w:ascii="Times New Roman" w:hAnsi="Times New Roman" w:cs="Times New Roman"/>
+                <w:lang w:val="tr-TR"/>
+              </w:rPr>
+            </w:pPr>
+            <w:r>
+              <w:rPr>
+                <w:rFonts w:ascii="Times New Roman" w:hAnsi="Times New Roman" w:cs="Times New Roman"/>
+                <w:lang w:val="tr-TR"/>
+              </w:rPr>
               <w:t>Bilgi Köşesi</w:t>
             </w:r>
           </w:p>
@@ -1198,7 +1288,7 @@
                 <w:rFonts w:ascii="Times New Roman" w:hAnsi="Times New Roman" w:cs="Times New Roman"/>
                 <w:lang w:val="tr-TR"/>
               </w:rPr>
-              <w:t>3.3.</w:t>
+              <w:t>3.4.</w:t>
             </w:r>
           </w:p>
         </w:tc>
